--- a/Dissertation_Drafts/Research Paper/test.docx
+++ b/Dissertation_Drafts/Research Paper/test.docx
@@ -177,7 +177,13 @@
         <w:t>—Road traffic accidents</w:t>
       </w:r>
       <w:r>
-        <w:t xml:space="preserve"> (RTA)</w:t>
+        <w:t xml:space="preserve"> (RTA</w:t>
+      </w:r>
+      <w:r>
+        <w:t>s</w:t>
+      </w:r>
+      <w:r>
+        <w:t>)</w:t>
       </w:r>
       <w:r>
         <w:t xml:space="preserve"> </w:t>
@@ -4703,9 +4709,78 @@
     <w:p>
       <w:pPr>
         <w:pStyle w:val="BodyText"/>
-      </w:pPr>
-      <w:r>
-        <w:t>Fig. 2 shows the ROC and precision–recall curves of the three models. All three rank cell–months well above the random baseline and their ROC curves lie close together. The precision–recall curves are more informative under class imbalance: LR and RF reach an average precision of 0.478, about ten times the base rate of 0.047, while XGBoost reaches 0.382. For the selected RF model, the 316 test rows give 14 true positives, 1 false negative, 28 false positives and 273 true negatives.</w:t>
+        <w:rPr>
+          <w:lang w:val="en-US"/>
+        </w:rPr>
+      </w:pPr>
+      <w:r>
+        <w:t>Fig. 2 shows the ROC and precision–recall curves of the three models</w:t>
+      </w:r>
+      <w:r>
+        <w:rPr>
+          <w:lang w:val="en-US"/>
+        </w:rPr>
+        <w:t xml:space="preserve"> and it is clear that all 3 models rank cell-month well above the random baseline. Also, their ROC lines lie closely as well.  Moreover, precision-recall curves </w:t>
+      </w:r>
+      <w:r>
+        <w:rPr>
+          <w:lang w:val="en-US"/>
+        </w:rPr>
+        <w:t>show</w:t>
+      </w:r>
+      <w:r>
+        <w:rPr>
+          <w:lang w:val="en-US"/>
+        </w:rPr>
+        <w:t xml:space="preserve"> that both LR and RF performed better compared to XGBoost achieving </w:t>
+      </w:r>
+      <w:r>
+        <w:rPr>
+          <w:lang w:val="en-US"/>
+        </w:rPr>
+        <w:t>an</w:t>
+      </w:r>
+      <w:r>
+        <w:rPr>
+          <w:lang w:val="en-US"/>
+        </w:rPr>
+        <w:t xml:space="preserve"> average precision score of 0.478 compared to XGBoost’s 0.382. Accordingly, the selected RF model </w:t>
+      </w:r>
+      <w:r>
+        <w:rPr>
+          <w:lang w:val="en-US"/>
+        </w:rPr>
+        <w:t>correctly identified</w:t>
+      </w:r>
+      <w:r>
+        <w:rPr>
+          <w:lang w:val="en-US"/>
+        </w:rPr>
+        <w:t xml:space="preserve"> 14 out of 15 actual hotspots, while classifying 28 </w:t>
+      </w:r>
+      <w:r>
+        <w:rPr>
+          <w:lang w:val="en-US"/>
+        </w:rPr>
+        <w:t>non-hotspot cell</w:t>
+      </w:r>
+      <w:r>
+        <w:rPr>
+          <w:lang w:val="en-US"/>
+        </w:rPr>
+        <w:t>-months</w:t>
+      </w:r>
+      <w:r>
+        <w:rPr>
+          <w:lang w:val="en-US"/>
+        </w:rPr>
+        <w:t xml:space="preserve"> as hotspot cells</w:t>
+      </w:r>
+      <w:r>
+        <w:rPr>
+          <w:lang w:val="en-US"/>
+        </w:rPr>
+        <w:t xml:space="preserve">. </w:t>
       </w:r>
     </w:p>
     <w:p>
@@ -4719,9 +4794,108 @@
     <w:p>
       <w:pPr>
         <w:pStyle w:val="BodyText"/>
-      </w:pPr>
-      <w:r>
-        <w:t>Severity proved much harder (Table V). XGBoost was selected with a validation macro-F1 of 0.258, but its test macro-F1 of 0.236 is close to the 0.25 expected from random guessing across four classes, and its accuracy (0.328) is below the 0.364 obtained by always predicting the majority class, Minor. Fatal and Damage-only accidents were rarely identified. As with the hotspot task, this is a property of the framework on synthetic data, and it is reported to show the evaluation procedure exposing a weak component rather than hiding it.</w:t>
+        <w:rPr>
+          <w:lang w:val="en-US"/>
+        </w:rPr>
+      </w:pPr>
+      <w:r>
+        <w:rPr>
+          <w:lang w:val="en-US"/>
+        </w:rPr>
+        <w:t xml:space="preserve">According to Table V </w:t>
+      </w:r>
+      <w:r>
+        <w:rPr>
+          <w:lang w:val="en-US"/>
+        </w:rPr>
+        <w:t>severity</w:t>
+      </w:r>
+      <w:r>
+        <w:rPr>
+          <w:lang w:val="en-US"/>
+        </w:rPr>
+        <w:t xml:space="preserve"> classification is much weaker compared to hotspot </w:t>
+      </w:r>
+      <w:r>
+        <w:rPr>
+          <w:lang w:val="en-US"/>
+        </w:rPr>
+        <w:t>prediction</w:t>
+      </w:r>
+      <w:r>
+        <w:rPr>
+          <w:lang w:val="en-US"/>
+        </w:rPr>
+        <w:t xml:space="preserve">. XGBoost was selected as the candidate model based on its </w:t>
+      </w:r>
+      <w:r>
+        <w:t>validation macro-F1 of 0.258</w:t>
+      </w:r>
+      <w:r>
+        <w:rPr>
+          <w:lang w:val="en-US"/>
+        </w:rPr>
+        <w:t xml:space="preserve">. Additionally, the model </w:t>
+      </w:r>
+      <w:r>
+        <w:rPr>
+          <w:lang w:val="en-US"/>
+        </w:rPr>
+        <w:t>achieved</w:t>
+      </w:r>
+      <w:r>
+        <w:rPr>
+          <w:lang w:val="en-US"/>
+        </w:rPr>
+        <w:t xml:space="preserve"> a low accuracy of 0.328, highlighting that </w:t>
+      </w:r>
+      <w:r>
+        <w:rPr>
+          <w:lang w:val="en-US"/>
+        </w:rPr>
+        <w:t>it struggled to identify patterns related to accident severity in the given dataset</w:t>
+      </w:r>
+      <w:r>
+        <w:rPr>
+          <w:lang w:val="en-US"/>
+        </w:rPr>
+        <w:t xml:space="preserve">. Accordingly, these </w:t>
+      </w:r>
+      <w:r>
+        <w:rPr>
+          <w:lang w:val="en-US"/>
+        </w:rPr>
+        <w:t xml:space="preserve">weak </w:t>
+      </w:r>
+      <w:r>
+        <w:rPr>
+          <w:lang w:val="en-US"/>
+        </w:rPr>
+        <w:t xml:space="preserve">performance highlights limitations of severity classifier of the proposed framework, </w:t>
+      </w:r>
+      <w:r>
+        <w:rPr>
+          <w:lang w:val="en-US"/>
+        </w:rPr>
+        <w:t xml:space="preserve">which may </w:t>
+      </w:r>
+      <w:r>
+        <w:rPr>
+          <w:lang w:val="en-US"/>
+        </w:rPr>
+        <w:t>be caused</w:t>
+      </w:r>
+      <w:r>
+        <w:rPr>
+          <w:lang w:val="en-US"/>
+        </w:rPr>
+        <w:t xml:space="preserve"> by synthetic data.</w:t>
+      </w:r>
+      <w:r>
+        <w:rPr>
+          <w:lang w:val="en-US"/>
+        </w:rPr>
+        <w:t xml:space="preserve"> </w:t>
       </w:r>
     </w:p>
     <w:p>
@@ -5390,9 +5564,135 @@
     <w:p>
       <w:pPr>
         <w:pStyle w:val="BodyText"/>
-      </w:pPr>
-      <w:r>
-        <w:t>Fig. 3 shows the SHAP summary for the RF hotspot model on the test window. Accident counts in the same cell over the previous 180, 90 and 30 days had the largest impact, followed by cell location and neighbouring-cell counts; temporal shares and month had smaller effects, and weather features contributed least. These rankings explain the model, not real accident causation.</w:t>
+        <w:rPr>
+          <w:lang w:val="en-US"/>
+        </w:rPr>
+      </w:pPr>
+      <w:r>
+        <w:t xml:space="preserve">Fig. 3 shows the SHAP summary for the RF hotspot model on the test window. </w:t>
+      </w:r>
+      <w:r>
+        <w:rPr>
+          <w:lang w:val="en-US"/>
+        </w:rPr>
+        <w:t>Accordingly, a</w:t>
+      </w:r>
+      <w:r>
+        <w:t xml:space="preserve">ccident counts in the same cell over the previous 180, 90 and 30 days had </w:t>
+      </w:r>
+      <w:r>
+        <w:rPr>
+          <w:lang w:val="en-US"/>
+        </w:rPr>
+        <w:t xml:space="preserve">largest impact for a prediction. It was then followed by features such as </w:t>
+      </w:r>
+      <w:r>
+        <w:t xml:space="preserve">cell location and </w:t>
+      </w:r>
+      <w:r>
+        <w:t>neighboring</w:t>
+      </w:r>
+      <w:r>
+        <w:t>-cell counts</w:t>
+      </w:r>
+      <w:r>
+        <w:rPr>
+          <w:lang w:val="en-US"/>
+        </w:rPr>
+        <w:t>,</w:t>
+      </w:r>
+      <w:r>
+        <w:t xml:space="preserve"> temporal shares and month</w:t>
+      </w:r>
+      <w:r>
+        <w:rPr>
+          <w:lang w:val="en-US"/>
+        </w:rPr>
+        <w:t xml:space="preserve">. However, </w:t>
+      </w:r>
+      <w:r>
+        <w:rPr>
+          <w:lang w:val="en-US"/>
+        </w:rPr>
+        <w:t>weather features contributed least to a prediction</w:t>
+      </w:r>
+      <w:r>
+        <w:rPr>
+          <w:lang w:val="en-US"/>
+        </w:rPr>
+        <w:t xml:space="preserve"> which </w:t>
+      </w:r>
+      <w:r>
+        <w:rPr>
+          <w:lang w:val="en-US"/>
+        </w:rPr>
+        <w:t xml:space="preserve">may be because of the synthetic data not having a real relationship with weather data obtained from Visual Crossing API </w:t>
+      </w:r>
+      <w:r>
+        <w:t>[</w:t>
+      </w:r>
+      <w:r>
+        <w:rPr>
+          <w:lang w:val="en-US"/>
+        </w:rPr>
+        <w:t>18</w:t>
+      </w:r>
+      <w:r>
+        <w:t>]</w:t>
+      </w:r>
+      <w:r>
+        <w:rPr>
+          <w:lang w:val="en-US"/>
+        </w:rPr>
+        <w:t>.</w:t>
+      </w:r>
+      <w:r>
+        <w:t xml:space="preserve"> </w:t>
+      </w:r>
+      <w:r>
+        <w:rPr>
+          <w:lang w:val="en-US"/>
+        </w:rPr>
+        <w:t>These limitations are addressed</w:t>
+      </w:r>
+      <w:r>
+        <w:rPr>
+          <w:lang w:val="en-US"/>
+        </w:rPr>
+        <w:t xml:space="preserve"> within </w:t>
+      </w:r>
+      <w:r>
+        <w:t xml:space="preserve">Λ </w:t>
+      </w:r>
+      <w:r>
+        <w:rPr>
+          <w:lang w:val="en-US"/>
+        </w:rPr>
+        <w:t xml:space="preserve">scope as the proposed framework only demonstrate the </w:t>
+      </w:r>
+      <w:r>
+        <w:rPr>
+          <w:lang w:val="en-US"/>
+        </w:rPr>
+        <w:t xml:space="preserve">technical </w:t>
+      </w:r>
+      <w:r>
+        <w:rPr>
+          <w:lang w:val="en-US"/>
+        </w:rPr>
+        <w:t xml:space="preserve">feasibility rather than claiming patterns related </w:t>
+      </w:r>
+      <w:r>
+        <w:rPr>
+          <w:lang w:val="en-US"/>
+        </w:rPr>
+        <w:t>to real</w:t>
+      </w:r>
+      <w:r>
+        <w:rPr>
+          <w:lang w:val="en-US"/>
+        </w:rPr>
+        <w:t xml:space="preserve"> word accident causations.</w:t>
       </w:r>
     </w:p>
     <w:p>
@@ -5453,9 +5753,36 @@
     <w:p>
       <w:pPr>
         <w:pStyle w:val="BodyText"/>
-      </w:pPr>
-      <w:r>
-        <w:t>Fig. 4 shows the dashboard for November 2023. Each H3 cell is coloured by its predicted hotspot status and dominant severity, and selecting a cell opens its hotspot probability, the observed outcome for that month and the four SHAP contributions behind the prediction. Here, the Slave Island cell is predicted as a hotspot with a probability of 0.90, driven mainly by its accident counts over the previous 180, 90 and 30 days; because the observed outcome is also shown, the user can see that this particular prediction was a false alarm.</w:t>
+        <w:rPr>
+          <w:lang w:val="en-US"/>
+        </w:rPr>
+      </w:pPr>
+      <w:r>
+        <w:rPr>
+          <w:lang w:val="en-US"/>
+        </w:rPr>
+        <w:t xml:space="preserve">Fig. 4 shows </w:t>
+      </w:r>
+      <w:r>
+        <w:rPr>
+          <w:lang w:val="en-US"/>
+        </w:rPr>
+        <w:t xml:space="preserve">a </w:t>
+      </w:r>
+      <w:r>
+        <w:rPr>
+          <w:lang w:val="en-US"/>
+        </w:rPr>
+        <w:t xml:space="preserve">prototype dashboard with predicted hotspot for November 2023. Accordingly, each H3 cell is colored based on the predicted hotspot status and severity level. A user can select a cell to view more details such as </w:t>
+      </w:r>
+      <w:r>
+        <w:t xml:space="preserve">hotspot probability, the observed outcome for that month and the four SHAP contributions behind </w:t>
+      </w:r>
+      <w:r>
+        <w:rPr>
+          <w:lang w:val="en-US"/>
+        </w:rPr>
+        <w:t xml:space="preserve">each hotspot and severity predictions. </w:t>
       </w:r>
     </w:p>
     <w:p>
@@ -5468,8 +5795,8 @@
           <w:noProof/>
         </w:rPr>
         <w:drawing>
-          <wp:inline distT="0" distB="0" distL="0" distR="0" wp14:anchorId="6F8A60E1" wp14:editId="2AB3928C">
-            <wp:extent cx="3086100" cy="1493878"/>
+          <wp:inline distT="0" distB="0" distL="0" distR="0" wp14:anchorId="3EC40A47" wp14:editId="01CB0DBA">
+            <wp:extent cx="3086100" cy="1533405"/>
             <wp:effectExtent l="0" t="0" r="0" b="0"/>
             <wp:docPr id="104" name="Figure 104"/>
             <wp:cNvGraphicFramePr>
@@ -5491,7 +5818,7 @@
                   <pic:spPr>
                     <a:xfrm>
                       <a:off x="0" y="0"/>
-                      <a:ext cx="3086100" cy="1493878"/>
+                      <a:ext cx="3086100" cy="1533405"/>
                     </a:xfrm>
                     <a:prstGeom prst="rect">
                       <a:avLst/>
@@ -5989,20 +6316,114 @@
     <w:p>
       <w:pPr>
         <w:pStyle w:val="BodyText"/>
-      </w:pPr>
-      <w:r>
-        <w:t xml:space="preserve">All seven functional test cases passed, covering the ETL pipeline, synthetic data generation, panel construction, hotspot labelling, model training, SHAP generation and delivery through the REST API and dashboard. Table VI reports response times for the prototype deployed on Vercel with MongoDB Atlas; they describe a proof of concept, not production performance. In the heuristic review, three heuristics passed (visibility of system status, user control and freedom, and the added check that SHAP direction matches </w:t>
-      </w:r>
-      <w:r>
-        <w:t>the contribution sign) and four were partially met, mainly because raw SHAP values and the decision threshold are still shown in technical form and the SHAP colour scheme is not fully consistent.</w:t>
-      </w:r>
-    </w:p>
-    <w:p>
-      <w:pPr>
-        <w:pStyle w:val="Heading1"/>
-      </w:pPr>
-      <w:r>
-        <w:t>Discussion</w:t>
+        <w:rPr>
+          <w:lang w:val="en-US"/>
+        </w:rPr>
+      </w:pPr>
+      <w:r>
+        <w:rPr>
+          <w:lang w:val="en-US"/>
+        </w:rPr>
+        <w:t>S</w:t>
+      </w:r>
+      <w:r>
+        <w:rPr>
+          <w:lang w:val="en-US"/>
+        </w:rPr>
+        <w:t xml:space="preserve">even functional test cases designed to test the framework passed covering </w:t>
+      </w:r>
+      <w:r>
+        <w:t>the ETL pipeline, synthetic data generation, panel construction, hotspot labelling, model training, SHAP generation and delivery through the REST API and dashboard</w:t>
+      </w:r>
+      <w:r>
+        <w:rPr>
+          <w:lang w:val="en-US"/>
+        </w:rPr>
+        <w:t xml:space="preserve">. </w:t>
+      </w:r>
+      <w:r>
+        <w:rPr>
+          <w:lang w:val="en-US"/>
+        </w:rPr>
+        <w:t xml:space="preserve">Also, </w:t>
+      </w:r>
+      <w:r>
+        <w:t xml:space="preserve">Table VI reports response times for the prototype </w:t>
+      </w:r>
+      <w:r>
+        <w:rPr>
+          <w:lang w:val="en-US"/>
+        </w:rPr>
+        <w:t xml:space="preserve">dashboard which is </w:t>
+      </w:r>
+      <w:r>
+        <w:t>deployed on Vercel with MongoDB Atlas</w:t>
+      </w:r>
+      <w:r>
+        <w:rPr>
+          <w:lang w:val="en-US"/>
+        </w:rPr>
+        <w:t>. However, such performance doesn’t reflect real word performance as the dashboard itself is prototype developed to demonstrate the framework.</w:t>
+      </w:r>
+      <w:r>
+        <w:rPr>
+          <w:lang w:val="en-US"/>
+        </w:rPr>
+        <w:t xml:space="preserve"> </w:t>
+      </w:r>
+      <w:r>
+        <w:rPr>
+          <w:lang w:val="en-US"/>
+        </w:rPr>
+        <w:t>Moreover, in</w:t>
+      </w:r>
+      <w:r>
+        <w:t xml:space="preserve"> the heuristic review, three heuristics passed (visibility of system status, user control and freedom, and the added check that </w:t>
+      </w:r>
+      <w:r>
+        <w:t xml:space="preserve">SHAP direction matches the contribution sign) and four were partially </w:t>
+      </w:r>
+      <w:r>
+        <w:rPr>
+          <w:lang w:val="en-US"/>
+        </w:rPr>
+        <w:t xml:space="preserve">achieved. This is mainly because of the visualization of the SHAP explanations </w:t>
+      </w:r>
+      <w:r>
+        <w:rPr>
+          <w:lang w:val="en-US"/>
+        </w:rPr>
+        <w:t>were still</w:t>
+      </w:r>
+      <w:r>
+        <w:rPr>
+          <w:lang w:val="en-US"/>
+        </w:rPr>
+        <w:t xml:space="preserve"> presented</w:t>
+      </w:r>
+      <w:r>
+        <w:rPr>
+          <w:lang w:val="en-US"/>
+        </w:rPr>
+        <w:t xml:space="preserve"> in </w:t>
+      </w:r>
+      <w:r>
+        <w:rPr>
+          <w:lang w:val="en-US"/>
+        </w:rPr>
+        <w:t>a</w:t>
+      </w:r>
+      <w:r>
+        <w:rPr>
+          <w:lang w:val="en-US"/>
+        </w:rPr>
+        <w:t xml:space="preserve"> technical form in the prototype dashboard.</w:t>
+      </w:r>
+      <w:r>
+        <w:rPr>
+          <w:lang w:val="en-US"/>
+        </w:rPr>
+        <w:t xml:space="preserve"> </w:t>
       </w:r>
     </w:p>
     <w:p>
@@ -6016,17 +6437,275 @@
     <w:p>
       <w:pPr>
         <w:pStyle w:val="BodyText"/>
-      </w:pPr>
-      <w:r>
-        <w:t>The results show that the approach can be built end to end and evaluated rigorously. For hotspots, the high ROC-AUC and recall indicate that the model ranks risky cells well, which suits the operational task of prioritising patrols each month, even though rare positives keep F1 moderate. The month-by-month Poisson labels and pre-cutoff features prevent a model from scoring well by memorising which cells were historically dangerous, so the temporal test measures genuine future prediction.</w:t>
+        <w:rPr>
+          <w:lang w:val="en-US"/>
+        </w:rPr>
+      </w:pPr>
+      <w:r>
+        <w:rPr>
+          <w:lang w:val="en-US"/>
+        </w:rPr>
+        <w:t xml:space="preserve">The results of the framework must be interpreted within </w:t>
+      </w:r>
+      <w:r>
+        <w:rPr>
+          <w:lang w:val="en-US"/>
+        </w:rPr>
+        <w:t xml:space="preserve">the </w:t>
+      </w:r>
+      <w:r>
+        <w:rPr>
+          <w:lang w:val="en-US"/>
+        </w:rPr>
+        <w:t xml:space="preserve">defined DSR </w:t>
+      </w:r>
+      <w:r>
+        <w:t xml:space="preserve">Λ </w:t>
+      </w:r>
+      <w:r>
+        <w:rPr>
+          <w:lang w:val="en-US"/>
+        </w:rPr>
+        <w:t xml:space="preserve">scope. Accordingly, </w:t>
+      </w:r>
+      <w:r>
+        <w:t xml:space="preserve">high ROC-AUC and recall </w:t>
+      </w:r>
+      <w:r>
+        <w:rPr>
+          <w:lang w:val="en-US"/>
+        </w:rPr>
+        <w:t xml:space="preserve">in </w:t>
+      </w:r>
+      <w:r>
+        <w:rPr>
+          <w:lang w:val="en-US"/>
+        </w:rPr>
+        <w:t xml:space="preserve">the </w:t>
+      </w:r>
+      <w:r>
+        <w:rPr>
+          <w:lang w:val="en-US"/>
+        </w:rPr>
+        <w:t xml:space="preserve">hotspot classifier </w:t>
+      </w:r>
+      <w:r>
+        <w:rPr>
+          <w:lang w:val="en-US"/>
+        </w:rPr>
+        <w:t>confirm</w:t>
+      </w:r>
+      <w:r>
+        <w:rPr>
+          <w:lang w:val="en-US"/>
+        </w:rPr>
+        <w:t xml:space="preserve"> that the candidate model can rank risky accidents very well</w:t>
+      </w:r>
+      <w:r>
+        <w:rPr>
+          <w:lang w:val="en-US"/>
+        </w:rPr>
+        <w:t xml:space="preserve">, which shows </w:t>
+      </w:r>
+      <w:r>
+        <w:rPr>
+          <w:lang w:val="en-US"/>
+        </w:rPr>
+        <w:t>that an</w:t>
+      </w:r>
+      <w:r>
+        <w:rPr>
+          <w:lang w:val="en-US"/>
+        </w:rPr>
+        <w:t xml:space="preserve"> approach similar to this can be adapted for operationalizing tasks like </w:t>
+      </w:r>
+      <w:r>
+        <w:t>prioritizing</w:t>
+      </w:r>
+      <w:r>
+        <w:t xml:space="preserve"> patrols each month</w:t>
+      </w:r>
+      <w:r>
+        <w:rPr>
+          <w:lang w:val="en-US"/>
+        </w:rPr>
+        <w:t xml:space="preserve">. Also, the </w:t>
+      </w:r>
+      <w:r>
+        <w:t xml:space="preserve">temporal test </w:t>
+      </w:r>
+      <w:r>
+        <w:rPr>
+          <w:lang w:val="en-US"/>
+        </w:rPr>
+        <w:t xml:space="preserve">outputs </w:t>
+      </w:r>
+      <w:r>
+        <w:t>can</w:t>
+      </w:r>
+      <w:r>
+        <w:rPr>
+          <w:lang w:val="en-US"/>
+        </w:rPr>
+        <w:t xml:space="preserve"> be considered genuine future predictions </w:t>
+      </w:r>
+      <w:r>
+        <w:rPr>
+          <w:lang w:val="en-US"/>
+        </w:rPr>
+        <w:t xml:space="preserve">because </w:t>
+      </w:r>
+      <w:r>
+        <w:rPr>
+          <w:lang w:val="en-US"/>
+        </w:rPr>
+        <w:t xml:space="preserve">the </w:t>
+      </w:r>
+      <w:r>
+        <w:t xml:space="preserve">month-by-month Poisson labels and pre-cutoff features prevent </w:t>
+      </w:r>
+      <w:r>
+        <w:rPr>
+          <w:lang w:val="en-US"/>
+        </w:rPr>
+        <w:t>as they prevent the</w:t>
+      </w:r>
+      <w:r>
+        <w:rPr>
+          <w:lang w:val="en-US"/>
+        </w:rPr>
+        <w:t xml:space="preserve"> candidate model from memorizing which models were </w:t>
+      </w:r>
+      <w:r>
+        <w:rPr>
+          <w:lang w:val="en-US"/>
+        </w:rPr>
+        <w:t>historically</w:t>
+      </w:r>
+      <w:r>
+        <w:rPr>
+          <w:lang w:val="en-US"/>
+        </w:rPr>
+        <w:t xml:space="preserve"> dangerous</w:t>
       </w:r>
     </w:p>
     <w:p>
       <w:pPr>
         <w:pStyle w:val="BodyText"/>
-      </w:pPr>
-      <w:r>
-        <w:t>The weak severity result is itself informative. The features describe accident volume and exposure rather than road type, junction layout, lighting or speed limits, which largely determine severity, and the severity rules in the synthetic data are not linked to location. Severity prediction therefore needs infrastructure data rather than more complex models. Similarly, the small weather effect should not be read as evidence that weather is unimportant: weather was joined after the synthetic records were generated, so no weather–accident relationship existed to be learned.</w:t>
+        <w:rPr>
+          <w:lang w:val="en-US"/>
+        </w:rPr>
+      </w:pPr>
+      <w:r>
+        <w:rPr>
+          <w:lang w:val="en-US"/>
+        </w:rPr>
+        <w:t xml:space="preserve">Also, according to the results, </w:t>
+      </w:r>
+      <w:r>
+        <w:rPr>
+          <w:lang w:val="en-US"/>
+        </w:rPr>
+        <w:t xml:space="preserve">the </w:t>
+      </w:r>
+      <w:r>
+        <w:rPr>
+          <w:lang w:val="en-US"/>
+        </w:rPr>
+        <w:t>performance of the severity classifier is weak</w:t>
+      </w:r>
+      <w:r>
+        <w:rPr>
+          <w:lang w:val="en-US"/>
+        </w:rPr>
+        <w:t>. This is</w:t>
+      </w:r>
+      <w:r>
+        <w:rPr>
+          <w:lang w:val="en-US"/>
+        </w:rPr>
+        <w:t xml:space="preserve"> mainly because </w:t>
+      </w:r>
+      <w:r>
+        <w:rPr>
+          <w:lang w:val="en-US"/>
+        </w:rPr>
+        <w:t>of the</w:t>
+      </w:r>
+      <w:r>
+        <w:rPr>
+          <w:lang w:val="en-US"/>
+        </w:rPr>
+        <w:t xml:space="preserve"> limitations of</w:t>
+      </w:r>
+      <w:r>
+        <w:rPr>
+          <w:lang w:val="en-US"/>
+        </w:rPr>
+        <w:t xml:space="preserve"> </w:t>
+      </w:r>
+      <w:r>
+        <w:rPr>
+          <w:lang w:val="en-US"/>
+        </w:rPr>
+        <w:t xml:space="preserve">the </w:t>
+      </w:r>
+      <w:r>
+        <w:rPr>
+          <w:lang w:val="en-US"/>
+        </w:rPr>
+        <w:t>current synthetic data</w:t>
+      </w:r>
+      <w:r>
+        <w:rPr>
+          <w:lang w:val="en-US"/>
+        </w:rPr>
+        <w:t>set, as it</w:t>
+      </w:r>
+      <w:r>
+        <w:rPr>
+          <w:lang w:val="en-US"/>
+        </w:rPr>
+        <w:t xml:space="preserve"> contains features mostly related to accident volume and exposure rather than features that determine </w:t>
+      </w:r>
+      <w:r>
+        <w:rPr>
+          <w:lang w:val="en-US"/>
+        </w:rPr>
+        <w:t>the</w:t>
+      </w:r>
+      <w:r>
+        <w:rPr>
+          <w:lang w:val="en-US"/>
+        </w:rPr>
+        <w:t xml:space="preserve"> severity of </w:t>
+      </w:r>
+      <w:r>
+        <w:rPr>
+          <w:lang w:val="en-US"/>
+        </w:rPr>
+        <w:t>a</w:t>
+      </w:r>
+      <w:r>
+        <w:rPr>
+          <w:lang w:val="en-US"/>
+        </w:rPr>
+        <w:t xml:space="preserve"> RTA such as </w:t>
+      </w:r>
+      <w:r>
+        <w:t xml:space="preserve">road type, junction layout, </w:t>
+      </w:r>
+      <w:r>
+        <w:t>lighting,</w:t>
+      </w:r>
+      <w:r>
+        <w:t xml:space="preserve"> or speed limit</w:t>
+      </w:r>
+      <w:r>
+        <w:rPr>
+          <w:lang w:val="en-US"/>
+        </w:rPr>
+        <w:t>s. Moreover, the usage of synthetic data itself may have resulted in such low performance, emphasizing the need for real world RTA data along with additional infrastructure related features.</w:t>
       </w:r>
     </w:p>
     <w:p>
@@ -6040,9 +6719,69 @@
     <w:p>
       <w:pPr>
         <w:pStyle w:val="BodyText"/>
-      </w:pPr>
-      <w:r>
-        <w:t>Table VII compares the approach with the studies reviewed in Section II. Each earlier study covers some of these features, but none combines a Sri Lankan context, multi-source data, spatiotemporal features, SHAP for both tasks and leakage-safe validation in one framework. The contribution is therefore one of integration and rigour of evaluation, rather than of predictive accuracy on real data.</w:t>
+        <w:rPr>
+          <w:lang w:val="en-US"/>
+        </w:rPr>
+      </w:pPr>
+      <w:r>
+        <w:t xml:space="preserve">Table VII compares the </w:t>
+      </w:r>
+      <w:r>
+        <w:rPr>
+          <w:lang w:val="en-US"/>
+        </w:rPr>
+        <w:t xml:space="preserve">proposed </w:t>
+      </w:r>
+      <w:r>
+        <w:t xml:space="preserve">approach with the studies reviewed in Section II. </w:t>
+      </w:r>
+      <w:r>
+        <w:rPr>
+          <w:lang w:val="en-US"/>
+        </w:rPr>
+        <w:t xml:space="preserve">Even though, previous studies cover some of these features, none combine </w:t>
+      </w:r>
+      <w:r>
+        <w:t>multi-source data, spatiotemporal features, SHAP for both tasks</w:t>
+      </w:r>
+      <w:r>
+        <w:rPr>
+          <w:lang w:val="en-US"/>
+        </w:rPr>
+        <w:t xml:space="preserve"> and</w:t>
+      </w:r>
+      <w:r>
+        <w:rPr>
+          <w:lang w:val="en-US"/>
+        </w:rPr>
+        <w:t xml:space="preserve"> </w:t>
+      </w:r>
+      <w:r>
+        <w:t xml:space="preserve">leakage-safe validation in </w:t>
+      </w:r>
+      <w:r>
+        <w:rPr>
+          <w:lang w:val="en-US"/>
+        </w:rPr>
+        <w:t xml:space="preserve">a </w:t>
+      </w:r>
+      <w:r>
+        <w:t>one</w:t>
+      </w:r>
+      <w:r>
+        <w:rPr>
+          <w:lang w:val="en-US"/>
+        </w:rPr>
+        <w:t xml:space="preserve"> unified</w:t>
+      </w:r>
+      <w:r>
+        <w:t xml:space="preserve"> framework</w:t>
+      </w:r>
+      <w:r>
+        <w:rPr>
+          <w:lang w:val="en-US"/>
+        </w:rPr>
+        <w:t xml:space="preserve"> that addresses Sri Lankan context.</w:t>
       </w:r>
     </w:p>
     <w:p>
@@ -7344,173 +8083,345 @@
         <w:pStyle w:val="Heading2"/>
       </w:pPr>
       <w:r>
-        <w:t>Threats to Validity</w:t>
+        <w:t>Reusable Design Knowledge and Implications</w:t>
       </w:r>
     </w:p>
     <w:p>
       <w:pPr>
         <w:pStyle w:val="BodyText"/>
-      </w:pPr>
+        <w:rPr>
+          <w:lang w:val="en-US"/>
+        </w:rPr>
+      </w:pPr>
+      <w:r>
+        <w:t xml:space="preserve">As a Λ contribution, </w:t>
+      </w:r>
+      <w:r>
+        <w:rPr>
+          <w:lang w:val="en-US"/>
+        </w:rPr>
+        <w:t>the study provides reusable design decisions that can be carried over to real data:</w:t>
+      </w:r>
+    </w:p>
+    <w:p>
+      <w:pPr>
+        <w:pStyle w:val="bulletlist"/>
+      </w:pPr>
+      <w:r>
+        <w:rPr>
+          <w:lang w:val="en-US"/>
+        </w:rPr>
+        <w:t xml:space="preserve">Classification of hotspots based on </w:t>
+      </w:r>
+      <w:r>
+        <w:t>statistical test against a citywide expectation</w:t>
+      </w:r>
+      <w:r>
+        <w:rPr>
+          <w:lang w:val="en-US"/>
+        </w:rPr>
+        <w:t xml:space="preserve"> via Poisson Distribution</w:t>
+      </w:r>
+      <w:r>
+        <w:t xml:space="preserve"> and false discovery rate control</w:t>
+      </w:r>
+    </w:p>
+    <w:p>
+      <w:pPr>
+        <w:pStyle w:val="bulletlist"/>
+      </w:pPr>
+      <w:r>
+        <w:rPr>
+          <w:lang w:val="en-US"/>
+        </w:rPr>
+        <w:t>Use</w:t>
+      </w:r>
+      <w:r>
+        <w:rPr>
+          <w:lang w:val="en-US"/>
+        </w:rPr>
+        <w:t xml:space="preserve"> of features available before the month that is supposed to predict to prevent data leakage</w:t>
+      </w:r>
+    </w:p>
+    <w:p>
+      <w:pPr>
+        <w:pStyle w:val="bulletlist"/>
+      </w:pPr>
+      <w:r>
+        <w:rPr>
+          <w:lang w:val="en-US"/>
+        </w:rPr>
+        <w:t>Use</w:t>
+      </w:r>
+      <w:r>
+        <w:rPr>
+          <w:lang w:val="en-US"/>
+        </w:rPr>
+        <w:t xml:space="preserve"> of rolling validation to select candidate model</w:t>
+      </w:r>
+      <w:r>
+        <w:t xml:space="preserve"> </w:t>
+      </w:r>
+      <w:r>
+        <w:rPr>
+          <w:lang w:val="en-US"/>
+        </w:rPr>
+        <w:t xml:space="preserve">and fine </w:t>
+      </w:r>
+      <w:r>
+        <w:rPr>
+          <w:lang w:val="en-US"/>
+        </w:rPr>
+        <w:t xml:space="preserve">tune </w:t>
+      </w:r>
+      <w:r>
+        <w:t>thresholds</w:t>
+      </w:r>
+      <w:r>
+        <w:rPr>
+          <w:lang w:val="en-US"/>
+        </w:rPr>
+        <w:t>, while also keeping test window untouched under a temporal split</w:t>
+      </w:r>
+    </w:p>
+    <w:p>
+      <w:pPr>
+        <w:pStyle w:val="bulletlist"/>
+      </w:pPr>
+      <w:r>
+        <w:rPr>
+          <w:lang w:val="en-US"/>
+        </w:rPr>
+        <w:t>Use</w:t>
+      </w:r>
+      <w:r>
+        <w:rPr>
+          <w:lang w:val="en-US"/>
+        </w:rPr>
+        <w:t xml:space="preserve"> of SHAP to explain each prediction, which allows users to understand what features contributed to the </w:t>
+      </w:r>
+      <w:r>
+        <w:rPr>
+          <w:lang w:val="en-US"/>
+        </w:rPr>
+        <w:t>prediction</w:t>
+      </w:r>
+      <w:r>
+        <w:rPr>
+          <w:lang w:val="en-US"/>
+        </w:rPr>
+        <w:t>.</w:t>
+      </w:r>
+    </w:p>
+    <w:p>
+      <w:pPr>
+        <w:pStyle w:val="BodyText"/>
+        <w:rPr>
+          <w:lang w:val="en-US"/>
+        </w:rPr>
+      </w:pPr>
+      <w:r>
+        <w:rPr>
+          <w:lang w:val="en-US"/>
+        </w:rPr>
+        <w:lastRenderedPageBreak/>
+        <w:t>Accordingly, the study shows that designed pipeline can assist relevant authorities such as traffic police on decision making</w:t>
+      </w:r>
+      <w:r>
+        <w:rPr>
+          <w:lang w:val="en-US"/>
+        </w:rPr>
+        <w:t xml:space="preserve"> process by identifying </w:t>
+      </w:r>
+      <w:r>
+        <w:t xml:space="preserve">list of </w:t>
+      </w:r>
+      <w:r>
+        <w:rPr>
+          <w:lang w:val="en-US"/>
+        </w:rPr>
+        <w:t xml:space="preserve">potential hotspot </w:t>
+      </w:r>
+      <w:r>
+        <w:t>cells for the coming month</w:t>
+      </w:r>
+      <w:r>
+        <w:rPr>
+          <w:lang w:val="en-US"/>
+        </w:rPr>
+        <w:t xml:space="preserve"> with the reason (feature contribution) for each prediction. However, the framework must undergo retraining using real world data </w:t>
+      </w:r>
+      <w:r>
+        <w:rPr>
+          <w:lang w:val="en-US"/>
+        </w:rPr>
+        <w:t>before the real wor</w:t>
+      </w:r>
+      <w:r>
+        <w:rPr>
+          <w:lang w:val="en-US"/>
+        </w:rPr>
+        <w:t>d</w:t>
+      </w:r>
+      <w:r>
+        <w:rPr>
+          <w:lang w:val="en-US"/>
+        </w:rPr>
+        <w:t xml:space="preserve"> deployment</w:t>
+      </w:r>
+      <w:r>
+        <w:rPr>
+          <w:lang w:val="en-US"/>
+        </w:rPr>
+        <w:t>.</w:t>
+      </w:r>
+    </w:p>
+    <w:p>
+      <w:pPr>
+        <w:pStyle w:val="BodyText"/>
+        <w:rPr>
+          <w:lang w:val="en-US"/>
+        </w:rPr>
+      </w:pPr>
+      <w:r>
+        <w:rPr>
+          <w:lang w:val="en-US"/>
+        </w:rPr>
+        <w:t xml:space="preserve">Furthermore, the main limitation of this study was the data scarcity, which led to generation of synthetic data based on the statistical distribution obtained from five published local empirical sources. </w:t>
+      </w:r>
+      <w:r>
+        <w:rPr>
+          <w:lang w:val="en-US"/>
+        </w:rPr>
+        <w:t>Also,</w:t>
+      </w:r>
+      <w:r>
+        <w:rPr>
+          <w:lang w:val="en-US"/>
+        </w:rPr>
+        <w:t xml:space="preserve"> prototype version is limited to C</w:t>
+      </w:r>
+      <w:r>
+        <w:rPr>
+          <w:lang w:val="en-US"/>
+        </w:rPr>
+        <w:t>MA.</w:t>
+      </w:r>
+    </w:p>
+    <w:p>
+      <w:pPr>
+        <w:pStyle w:val="Heading1"/>
+      </w:pPr>
+      <w:r>
+        <w:t>Conclusion</w:t>
+      </w:r>
+    </w:p>
+    <w:p>
+      <w:pPr>
+        <w:pStyle w:val="BodyText"/>
+      </w:pPr>
+      <w:r>
+        <w:t>This paper presented an explainable, multi-source spatiotemporal approach for monthly accident hotspot prediction and severity classification in Sri Lanka, addressing the reliance on single data sources, the lack of spatiotemporal modelling and the absence of explainability in local work. Using source-anchored synthetic data, statistically defined monthly hotspots and leakage-safe features, RF ranked hotspot cells with a ROC-AUC of 0.957, while severity remained close to chance, and SHAP explanations were delivered for every prediction. Consistent with its Λ positioning, the paper contributes a reusable, rigorously evaluated methodology; its numerical results make no claims about road traffic accidents in the CMA, and real-world (Ω) value can only be established by applying the framework to official records. Future work should retrain the pipeline on digitised police records with a full train-on-synthetic, test-on-real evaluation, add road infrastructure features, extend coverage beyond Colombo, and present SHAP output as plain-language guidance for traffic authorities.</w:t>
+      </w:r>
+    </w:p>
+    <w:p>
+      <w:pPr>
+        <w:pStyle w:val="Heading5"/>
+      </w:pPr>
+      <w:r>
+        <w:t>Acknowledgment</w:t>
+      </w:r>
+    </w:p>
+    <w:p>
+      <w:pPr>
+        <w:pStyle w:val="BodyText"/>
+      </w:pPr>
+      <w:r>
+        <w:t>The authors thank the Traffic Division of Slave Island Police Station for access to accident records.</w:t>
+      </w:r>
+    </w:p>
+    <w:p>
+      <w:pPr>
+        <w:pStyle w:val="Heading5"/>
+      </w:pPr>
+      <w:r>
+        <w:t>References</w:t>
+      </w:r>
+    </w:p>
+    <w:p>
+      <w:pPr>
+        <w:pStyle w:val="references"/>
+        <w:ind w:left="354" w:hanging="354"/>
+      </w:pPr>
+      <w:r>
+        <w:t xml:space="preserve">World Health Organization, </w:t>
+      </w:r>
       <w:r>
         <w:rPr>
           <w:i/>
           <w:iCs/>
         </w:rPr>
-        <w:t>Construct validity</w:t>
-      </w:r>
-      <w:r>
-        <w:t xml:space="preserve"> was supported by taking the severity classes directly from the Sri Lanka Police classification [20] and divisional distributions from census tables [19]; attributes without an empirical source were modelled explicitly and documented. </w:t>
+        <w:t>Global Status Report on Road Safety 2023</w:t>
+      </w:r>
+      <w:r>
+        <w:t>. Geneva, Switzerland: WHO, 2023.</w:t>
+      </w:r>
+    </w:p>
+    <w:p>
+      <w:pPr>
+        <w:pStyle w:val="references"/>
+        <w:ind w:left="354" w:hanging="354"/>
+      </w:pPr>
+      <w:r>
+        <w:t xml:space="preserve">Daily Mirror, “Road accident deaths rise in 2025,” </w:t>
       </w:r>
       <w:r>
         <w:rPr>
           <w:i/>
           <w:iCs/>
         </w:rPr>
-        <w:t>Internal validity</w:t>
-      </w:r>
-      <w:r>
-        <w:t xml:space="preserve"> faces two main threats. The models are trained and tested on data from the same generator, so they may partly recover the generator's own assumptions; and rules R1–R3 create relationships by design, so the effects the models learn from them must not be read as discovered patterns. Both threats are the reason the results are interpreted as Λ evidence only.</w:t>
-      </w:r>
-    </w:p>
-    <w:p>
-      <w:pPr>
-        <w:pStyle w:val="BodyText"/>
-      </w:pPr>
+        <w:t>dailymirror.lk</w:t>
+      </w:r>
+      <w:r>
+        <w:t>, 2026. [Online]. Available: https://www.dailymirror.lk/breaking-news/Road-accident-deaths-rise-in-2025/108-329246</w:t>
+      </w:r>
+    </w:p>
+    <w:p>
+      <w:pPr>
+        <w:pStyle w:val="references"/>
+        <w:ind w:left="354" w:hanging="354"/>
+      </w:pPr>
+      <w:r>
+        <w:t xml:space="preserve">T. L. Gunaruwan and P. C. J. Nayanalochana, “Economic cost of human fatalities due to road traffic accidents in Sri Lanka: An estimation based on the human capital approach,” </w:t>
+      </w:r>
       <w:r>
         <w:rPr>
           <w:i/>
           <w:iCs/>
         </w:rPr>
-        <w:t>External validity</w:t>
-      </w:r>
-      <w:r>
-        <w:t xml:space="preserve"> is limited by the 2022–2023 period covered by the anchors, by anchors drawn from outside the </w:t>
-      </w:r>
-      <w:r>
-        <w:lastRenderedPageBreak/>
-        <w:t xml:space="preserve">CMA, and by the Sri Lankan context of all sources: the method can be transferred, but its results are not generalised. For </w:t>
+        <w:t>J. South Asian Logist. Transp.</w:t>
+      </w:r>
+      <w:r>
+        <w:t>, vol. 3, no. 1, pp. 39–57, 2023, doi: 10.4038/jsalt.v3i1.59.</w:t>
+      </w:r>
+    </w:p>
+    <w:p>
+      <w:pPr>
+        <w:pStyle w:val="references"/>
+        <w:ind w:left="354" w:hanging="354"/>
+      </w:pPr>
+      <w:r>
+        <w:t xml:space="preserve">T. L. S. S. Siritunga, “Road traffic crashes in Sri Lanka: An epidemic that demands multisectoral public-health mobilization,” </w:t>
       </w:r>
       <w:r>
         <w:rPr>
           <w:i/>
           <w:iCs/>
         </w:rPr>
-        <w:t>conclusion validity</w:t>
-      </w:r>
-      <w:r>
-        <w:t>, fidelity was assessed with explicit significance tests, rule effects were reported as absolute and relative changes in severity, and the 44 real records were treated only as supporting evidence. Reliability is supported by a fixed random seed, documented anchors and rules, and a scripted pipeline that regenerates every result.</w:t>
-      </w:r>
-    </w:p>
-    <w:p>
-      <w:pPr>
-        <w:pStyle w:val="Heading2"/>
-      </w:pPr>
-      <w:r>
-        <w:t>Reusable Design Knowledge and Implications</w:t>
-      </w:r>
-    </w:p>
-    <w:p>
-      <w:pPr>
-        <w:pStyle w:val="BodyText"/>
-      </w:pPr>
-      <w:r>
-        <w:t>As a Λ contribution, the main reusable outcome is a set of design choices that can be carried over to real data:</w:t>
-      </w:r>
-    </w:p>
-    <w:p>
-      <w:pPr>
-        <w:pStyle w:val="bulletlist"/>
-      </w:pPr>
-      <w:r>
-        <w:t>define hotspots per period with a statistical test against a citywide expectation and false discovery rate control, rather than with a fixed count or percentile threshold;</w:t>
-      </w:r>
-    </w:p>
-    <w:p>
-      <w:pPr>
-        <w:pStyle w:val="bulletlist"/>
-      </w:pPr>
-      <w:r>
-        <w:t>compute every feature strictly from data before the prediction period, so that evaluation measures genuine forecasting;</w:t>
-      </w:r>
-    </w:p>
-    <w:p>
-      <w:pPr>
-        <w:pStyle w:val="bulletlist"/>
-      </w:pPr>
-      <w:r>
-        <w:t>select models, thresholds and boosting rounds on rolling validation and keep the final window untouched;</w:t>
-      </w:r>
-    </w:p>
-    <w:p>
-      <w:pPr>
-        <w:pStyle w:val="bulletlist"/>
-      </w:pPr>
-      <w:r>
-        <w:t>anchor every synthetic attribute to a documented source and test its fidelity before any modelling;</w:t>
-      </w:r>
-    </w:p>
-    <w:p>
-      <w:pPr>
-        <w:pStyle w:val="bulletlist"/>
-      </w:pPr>
-      <w:r>
-        <w:t>deliver explanations with each prediction and show the observed outcome where available, so users can judge when a prediction is unreliable.</w:t>
-      </w:r>
-    </w:p>
-    <w:p>
-      <w:pPr>
-        <w:pStyle w:val="BodyText"/>
-      </w:pPr>
-      <w:r>
-        <w:t>For practice, the framework illustrates how hotspot prediction could support traffic police once it is retrained on real records: a ranked list of cells for the coming month, with the reasons for each, can guide patrol and enforcement planning, while the high recall means few real hotspots are missed at the cost of some false alarms. Realising this depends on digitised, geocoded accident records, which is the most important step for authorities wishing to adopt such methods.</w:t>
-      </w:r>
-    </w:p>
-    <w:p>
-      <w:pPr>
-        <w:pStyle w:val="BodyText"/>
-      </w:pPr>
-      <w:r>
-        <w:t>The main limitations follow from data scarcity. Models were trained on synthetic data whose anchors are partly national or from other districts; only 44 real records were available, too few for a strong train-on-synthetic, test-on-real evaluation; the study covers one municipal area; and the dashboard was not evaluated with police users.</w:t>
-      </w:r>
-    </w:p>
-    <w:p>
-      <w:pPr>
-        <w:pStyle w:val="Heading1"/>
-      </w:pPr>
-      <w:r>
-        <w:t>Conclusion</w:t>
-      </w:r>
-    </w:p>
-    <w:p>
-      <w:pPr>
-        <w:pStyle w:val="BodyText"/>
-      </w:pPr>
-      <w:r>
-        <w:t>This paper presented an explainable, multi-source spatiotemporal approach for monthly accident hotspot prediction and severity classification in Sri Lanka, addressing the reliance on single data sources, the lack of spatiotemporal modelling and the absence of explainability in local work. Using source-anchored synthetic data, statistically defined monthly hotspots and leakage-safe features, RF ranked hotspot cells with a ROC-AUC of 0.957, while severity remained close to chance, and SHAP explanations were delivered for every prediction. Consistent with its Λ positioning, the paper contributes a reusable, rigorously evaluated methodology; its numerical results make no claims about road traffic accidents in the CMA, and real-world (Ω) value can only be established by applying the framework to official records. Future work should retrain the pipeline on digitised police records with a full train-on-synthetic, test-on-real evaluation, add road infrastructure features, extend coverage beyond Colombo, and present SHAP output as plain-language guidance for traffic authorities.</w:t>
-      </w:r>
-    </w:p>
-    <w:p>
-      <w:pPr>
-        <w:pStyle w:val="Heading5"/>
-      </w:pPr>
-      <w:r>
-        <w:t>Acknowledgment</w:t>
-      </w:r>
-    </w:p>
-    <w:p>
-      <w:pPr>
-        <w:pStyle w:val="BodyText"/>
-      </w:pPr>
-      <w:r>
-        <w:t>The authors thank the Traffic Division of Slave Island Police Station for access to accident records.</w:t>
-      </w:r>
-    </w:p>
-    <w:p>
-      <w:pPr>
-        <w:pStyle w:val="Heading5"/>
-      </w:pPr>
-      <w:r>
-        <w:t>References</w:t>
+        <w:t>J. Coll. Community Physicians Sri Lanka</w:t>
+      </w:r>
+      <w:r>
+        <w:t>, vol. 31, no. 4, pp. 116–121, 2025, doi: 10.4038/jccpsl.v31i4.8902.</w:t>
       </w:r>
     </w:p>
     <w:p>
@@ -7519,17 +8430,17 @@
         <w:ind w:left="354" w:hanging="354"/>
       </w:pPr>
       <w:r>
-        <w:t xml:space="preserve">World Health Organization, </w:t>
+        <w:t xml:space="preserve">N. C. Selvaratnam, N. D. Selvaratnam, P. Lanter, S. D. Dharmaratne, and P. C. Acker, “Evaluating Sri Lanka’s road traffic crash and injury research: A systematic review focusing on data sources and methodological approaches,” </w:t>
       </w:r>
       <w:r>
         <w:rPr>
           <w:i/>
           <w:iCs/>
         </w:rPr>
-        <w:t>Global Status Report on Road Safety 2023</w:t>
-      </w:r>
-      <w:r>
-        <w:t>. Geneva, Switzerland: WHO, 2023.</w:t>
+        <w:t>Eur. J. Public Health Stud.</w:t>
+      </w:r>
+      <w:r>
+        <w:t>, vol. 8, no. 2, 2025, doi: 10.46827/ejphs.v8i2.214.</w:t>
       </w:r>
     </w:p>
     <w:p>
@@ -7538,17 +8449,17 @@
         <w:ind w:left="354" w:hanging="354"/>
       </w:pPr>
       <w:r>
-        <w:t xml:space="preserve">Daily Mirror, “Road accident deaths rise in 2025,” </w:t>
+        <w:t xml:space="preserve">S. Gregor and A. R. Hevner, “Positioning and presenting design science research for maximum impact,” </w:t>
       </w:r>
       <w:r>
         <w:rPr>
           <w:i/>
           <w:iCs/>
         </w:rPr>
-        <w:t>dailymirror.lk</w:t>
-      </w:r>
-      <w:r>
-        <w:t>, 2026. [Online]. Available: https://www.dailymirror.lk/breaking-news/Road-accident-deaths-rise-in-2025/108-329246</w:t>
+        <w:t>MIS Q.</w:t>
+      </w:r>
+      <w:r>
+        <w:t>, vol. 37, no. 2, pp. 337–355, 2013, doi: 10.25300/MISQ/2013/37.2.01.</w:t>
       </w:r>
     </w:p>
     <w:p>
@@ -7557,17 +8468,17 @@
         <w:ind w:left="354" w:hanging="354"/>
       </w:pPr>
       <w:r>
-        <w:t xml:space="preserve">T. L. Gunaruwan and P. C. J. Nayanalochana, “Economic cost of human fatalities due to road traffic accidents in Sri Lanka: An estimation based on the human capital approach,” </w:t>
+        <w:t xml:space="preserve">D. Santos, J. Saias, P. Quaresma, and V. B. Nogueira, “Machine learning approaches to traffic accident analysis and hotspot prediction,” </w:t>
       </w:r>
       <w:r>
         <w:rPr>
           <w:i/>
           <w:iCs/>
         </w:rPr>
-        <w:t>J. South Asian Logist. Transp.</w:t>
-      </w:r>
-      <w:r>
-        <w:t>, vol. 3, no. 1, pp. 39–57, 2023, doi: 10.4038/jsalt.v3i1.59.</w:t>
+        <w:t>Computers</w:t>
+      </w:r>
+      <w:r>
+        <w:t>, vol. 10, no. 12, p. 157, 2021, doi: 10.3390/computers10120157.</w:t>
       </w:r>
     </w:p>
     <w:p>
@@ -7576,17 +8487,17 @@
         <w:ind w:left="354" w:hanging="354"/>
       </w:pPr>
       <w:r>
-        <w:t xml:space="preserve">T. L. S. S. Siritunga, “Road traffic crashes in Sri Lanka: An epidemic that demands multisectoral public-health mobilization,” </w:t>
+        <w:t xml:space="preserve">Md. K. Islam, I. Reza, U. Gazder, R. Akter, M. Arifuzzaman, and M. M. Rahman, “Predicting road crash severity using classifier models and crash hotspots,” </w:t>
       </w:r>
       <w:r>
         <w:rPr>
           <w:i/>
           <w:iCs/>
         </w:rPr>
-        <w:t>J. Coll. Community Physicians Sri Lanka</w:t>
-      </w:r>
-      <w:r>
-        <w:t>, vol. 31, no. 4, pp. 116–121, 2025, doi: 10.4038/jccpsl.v31i4.8902.</w:t>
+        <w:t>Appl. Sci.</w:t>
+      </w:r>
+      <w:r>
+        <w:t>, vol. 12, no. 22, p. 11354, 2022, doi: 10.3390/app122211354.</w:t>
       </w:r>
     </w:p>
     <w:p>
@@ -7595,17 +8506,17 @@
         <w:ind w:left="354" w:hanging="354"/>
       </w:pPr>
       <w:r>
-        <w:t xml:space="preserve">N. C. Selvaratnam, N. D. Selvaratnam, P. Lanter, S. D. Dharmaratne, and P. C. Acker, “Evaluating Sri Lanka’s road traffic crash and injury research: A systematic review focusing on data sources and methodological approaches,” </w:t>
+        <w:t xml:space="preserve">B. de S. P. Amorim, A. A. Firmino, C. de S. Baptista, G. Braz Júnior, A. C. de Paiva, and F. E. de Almeida Júnior, “A machine learning approach for classifying road accident hotspots,” </w:t>
       </w:r>
       <w:r>
         <w:rPr>
           <w:i/>
           <w:iCs/>
         </w:rPr>
-        <w:t>Eur. J. Public Health Stud.</w:t>
-      </w:r>
-      <w:r>
-        <w:t>, vol. 8, no. 2, 2025, doi: 10.46827/ejphs.v8i2.214.</w:t>
+        <w:t>ISPRS Int. J. Geo-Inf.</w:t>
+      </w:r>
+      <w:r>
+        <w:t>, vol. 12, no. 6, p. 227, 2023, doi: 10.3390/ijgi12060227.</w:t>
       </w:r>
     </w:p>
     <w:p>
@@ -7614,17 +8525,17 @@
         <w:ind w:left="354" w:hanging="354"/>
       </w:pPr>
       <w:r>
-        <w:t xml:space="preserve">S. Gregor and A. R. Hevner, “Positioning and presenting design science research for maximum impact,” </w:t>
+        <w:t xml:space="preserve">M. Yan and Y. Shen, “Traffic accident severity prediction based on random forest,” </w:t>
       </w:r>
       <w:r>
         <w:rPr>
           <w:i/>
           <w:iCs/>
         </w:rPr>
-        <w:t>MIS Q.</w:t>
-      </w:r>
-      <w:r>
-        <w:t>, vol. 37, no. 2, pp. 337–355, 2013, doi: 10.25300/MISQ/2013/37.2.01.</w:t>
+        <w:t>Sustainability</w:t>
+      </w:r>
+      <w:r>
+        <w:t>, vol. 14, no. 3, p. 1729, 2022, doi: 10.3390/su14031729.</w:t>
       </w:r>
     </w:p>
     <w:p>
@@ -7633,17 +8544,17 @@
         <w:ind w:left="354" w:hanging="354"/>
       </w:pPr>
       <w:r>
-        <w:t xml:space="preserve">D. Santos, J. Saias, P. Quaresma, and V. B. Nogueira, “Machine learning approaches to traffic accident analysis and hotspot prediction,” </w:t>
+        <w:t xml:space="preserve">A. Ogungbire and S. S. Pulugurtha, “Spatiotemporal risk mapping of statewide weather-related traffic crashes: A machine learning approach,” </w:t>
       </w:r>
       <w:r>
         <w:rPr>
           <w:i/>
           <w:iCs/>
         </w:rPr>
-        <w:t>Computers</w:t>
-      </w:r>
-      <w:r>
-        <w:t>, vol. 10, no. 12, p. 157, 2021, doi: 10.3390/computers10120157.</w:t>
+        <w:t>Mach. Learn. Appl.</w:t>
+      </w:r>
+      <w:r>
+        <w:t>, p. 100642, 2025, doi: 10.1016/j.mlwa.2025.100642.</w:t>
       </w:r>
     </w:p>
     <w:p>
@@ -7652,17 +8563,17 @@
         <w:ind w:left="354" w:hanging="354"/>
       </w:pPr>
       <w:r>
-        <w:t xml:space="preserve">Md. K. Islam, I. Reza, U. Gazder, R. Akter, M. Arifuzzaman, and M. M. Rahman, “Predicting road crash severity using classifier models and crash hotspots,” </w:t>
+        <w:t xml:space="preserve">W. T. Gedamu, U. P. Wiedenbeck, and B. T. Wodajo, “Spatio-temporal analysis of road traffic crashes by severity,” </w:t>
       </w:r>
       <w:r>
         <w:rPr>
           <w:i/>
           <w:iCs/>
         </w:rPr>
-        <w:t>Appl. Sci.</w:t>
-      </w:r>
-      <w:r>
-        <w:t>, vol. 12, no. 22, p. 11354, 2022, doi: 10.3390/app122211354.</w:t>
+        <w:t>Transp. Eng.</w:t>
+      </w:r>
+      <w:r>
+        <w:t>, vol. 20, p. 100327, 2025, doi: 10.1016/j.treng.2025.100327.</w:t>
       </w:r>
     </w:p>
     <w:p>
@@ -7671,17 +8582,17 @@
         <w:ind w:left="354" w:hanging="354"/>
       </w:pPr>
       <w:r>
-        <w:t xml:space="preserve">B. de S. P. Amorim, A. A. Firmino, C. de S. Baptista, G. Braz Júnior, A. C. de Paiva, and F. E. de Almeida Júnior, “A machine learning approach for classifying road accident hotspots,” </w:t>
+        <w:t xml:space="preserve">A. Al-Omari, M. Alsaleh, and N. Shatnawi, “Spatial-temporal analysis and severity prediction of traffic accidents,” </w:t>
       </w:r>
       <w:r>
         <w:rPr>
           <w:i/>
           <w:iCs/>
         </w:rPr>
-        <w:t>ISPRS Int. J. Geo-Inf.</w:t>
-      </w:r>
-      <w:r>
-        <w:t>, vol. 12, no. 6, p. 227, 2023, doi: 10.3390/ijgi12060227.</w:t>
+        <w:t>Eng. Sci.</w:t>
+      </w:r>
+      <w:r>
+        <w:t>, 2025, doi: 10.30919/es1472.</w:t>
       </w:r>
     </w:p>
     <w:p>
@@ -7690,17 +8601,17 @@
         <w:ind w:left="354" w:hanging="354"/>
       </w:pPr>
       <w:r>
-        <w:t xml:space="preserve">M. Yan and Y. Shen, “Traffic accident severity prediction based on random forest,” </w:t>
+        <w:t xml:space="preserve">O. I. Aboulola, “Improving traffic accident severity prediction using MobileNet transfer learning model and SHAP XAI technique,” </w:t>
       </w:r>
       <w:r>
         <w:rPr>
           <w:i/>
           <w:iCs/>
         </w:rPr>
-        <w:t>Sustainability</w:t>
-      </w:r>
-      <w:r>
-        <w:t>, vol. 14, no. 3, p. 1729, 2022, doi: 10.3390/su14031729.</w:t>
+        <w:t>PLoS ONE</w:t>
+      </w:r>
+      <w:r>
+        <w:t>, vol. 19, no. 4, p. e0300640, 2024, doi: 10.1371/journal.pone.0300640.</w:t>
       </w:r>
     </w:p>
     <w:p>
@@ -7709,17 +8620,17 @@
         <w:ind w:left="354" w:hanging="354"/>
       </w:pPr>
       <w:r>
-        <w:t xml:space="preserve">A. Ogungbire and S. S. Pulugurtha, “Spatiotemporal risk mapping of statewide weather-related traffic crashes: A machine learning approach,” </w:t>
+        <w:t xml:space="preserve">S. M. Lundberg and S.-I. Lee, “A unified approach to interpreting model predictions,” in </w:t>
       </w:r>
       <w:r>
         <w:rPr>
           <w:i/>
           <w:iCs/>
         </w:rPr>
-        <w:t>Mach. Learn. Appl.</w:t>
-      </w:r>
-      <w:r>
-        <w:t>, p. 100642, 2025, doi: 10.1016/j.mlwa.2025.100642.</w:t>
+        <w:t>Proc. Adv. Neural Inf. Process. Syst. (NeurIPS)</w:t>
+      </w:r>
+      <w:r>
+        <w:t>, 2017, pp. 4765–4774.</w:t>
       </w:r>
     </w:p>
     <w:p>
@@ -7728,17 +8639,17 @@
         <w:ind w:left="354" w:hanging="354"/>
       </w:pPr>
       <w:r>
-        <w:t xml:space="preserve">W. T. Gedamu, U. P. Wiedenbeck, and B. T. Wodajo, “Spatio-temporal analysis of road traffic crashes by severity,” </w:t>
+        <w:t xml:space="preserve">N. Hamdan and T. Sipos, “Advancements in machine learning for traffic accident severity prediction: A comprehensive review,” </w:t>
       </w:r>
       <w:r>
         <w:rPr>
           <w:i/>
           <w:iCs/>
         </w:rPr>
-        <w:t>Transp. Eng.</w:t>
-      </w:r>
-      <w:r>
-        <w:t>, vol. 20, p. 100327, 2025, doi: 10.1016/j.treng.2025.100327.</w:t>
+        <w:t>Period. Polytech. Transp. Eng.</w:t>
+      </w:r>
+      <w:r>
+        <w:t>, vol. 53, no. 3, pp. 347–355, 2025, doi: 10.3311/pptr.40369.</w:t>
       </w:r>
     </w:p>
     <w:p>
@@ -7747,17 +8658,17 @@
         <w:ind w:left="354" w:hanging="354"/>
       </w:pPr>
       <w:r>
-        <w:t xml:space="preserve">A. Al-Omari, M. Alsaleh, and N. Shatnawi, “Spatial-temporal analysis and severity prediction of traffic accidents,” </w:t>
+        <w:t xml:space="preserve">J. M. C. T. Jayamanna and P. Kalansooriya, “Development of an intelligent road safety mobile navigation application using machine learning for real-time accident hotspot and severity prediction: A case study in Sri Lanka,” in </w:t>
       </w:r>
       <w:r>
         <w:rPr>
           <w:i/>
           <w:iCs/>
         </w:rPr>
-        <w:t>Eng. Sci.</w:t>
-      </w:r>
-      <w:r>
-        <w:t>, 2025, doi: 10.30919/es1472.</w:t>
+        <w:t>Proc. 5th Int. Conf. Adv. Highway Eng. Transp. Syst. (ICAHETS)</w:t>
+      </w:r>
+      <w:r>
+        <w:t>, 2024, pp. 17–35, doi: 10.31705/ICAHETS.2024.8.</w:t>
       </w:r>
     </w:p>
     <w:p>
@@ -7766,102 +8677,6 @@
         <w:ind w:left="354" w:hanging="354"/>
       </w:pPr>
       <w:r>
-        <w:t xml:space="preserve">O. I. Aboulola, “Improving traffic accident severity prediction using MobileNet transfer learning model and SHAP XAI technique,” </w:t>
-      </w:r>
-      <w:r>
-        <w:rPr>
-          <w:i/>
-          <w:iCs/>
-        </w:rPr>
-        <w:t>PLoS ONE</w:t>
-      </w:r>
-      <w:r>
-        <w:t>, vol. 19, no. 4, p. e0300640, 2024, doi: 10.1371/journal.pone.0300640.</w:t>
-      </w:r>
-    </w:p>
-    <w:p>
-      <w:pPr>
-        <w:pStyle w:val="references"/>
-        <w:ind w:left="354" w:hanging="354"/>
-      </w:pPr>
-      <w:r>
-        <w:t xml:space="preserve">S. M. Lundberg and S.-I. Lee, “A unified approach to interpreting model predictions,” in </w:t>
-      </w:r>
-      <w:r>
-        <w:rPr>
-          <w:i/>
-          <w:iCs/>
-        </w:rPr>
-        <w:t>Proc. Adv. Neural Inf. Process. Syst. (NeurIPS)</w:t>
-      </w:r>
-      <w:r>
-        <w:t>, 2017, pp. 4765–4774.</w:t>
-      </w:r>
-    </w:p>
-    <w:p>
-      <w:pPr>
-        <w:pStyle w:val="references"/>
-        <w:ind w:left="354" w:hanging="354"/>
-      </w:pPr>
-      <w:r>
-        <w:t xml:space="preserve">N. Hamdan and T. Sipos, “Advancements in machine learning for traffic accident severity prediction: A comprehensive review,” </w:t>
-      </w:r>
-      <w:r>
-        <w:rPr>
-          <w:i/>
-          <w:iCs/>
-        </w:rPr>
-        <w:t>Period. Polytech. Transp. Eng.</w:t>
-      </w:r>
-      <w:r>
-        <w:t>, vol. 53, no. 3, pp. 347–355, 2025, doi: 10.3311/pptr.40369.</w:t>
-      </w:r>
-    </w:p>
-    <w:p>
-      <w:pPr>
-        <w:pStyle w:val="references"/>
-        <w:ind w:left="354" w:hanging="354"/>
-      </w:pPr>
-      <w:r>
-        <w:t xml:space="preserve">J. M. C. T. Jayamanna and P. Kalansooriya, “Development of an intelligent road safety mobile navigation application using machine learning for real-time accident hotspot and severity prediction: A case study in Sri Lanka,” in </w:t>
-      </w:r>
-      <w:r>
-        <w:rPr>
-          <w:i/>
-          <w:iCs/>
-        </w:rPr>
-        <w:t>Proc. 5th Int. Conf. Adv. Highway Eng. Transp. Syst. (ICAHETS)</w:t>
-      </w:r>
-      <w:r>
-        <w:t>, 2024, pp. 17–35, doi: 10.31705/ICAHETS.2024.8.</w:t>
-      </w:r>
-    </w:p>
-    <w:p>
-      <w:pPr>
-        <w:pStyle w:val="references"/>
-        <w:ind w:left="354" w:hanging="354"/>
-      </w:pPr>
-      <w:r>
-        <w:t xml:space="preserve">P. K. Nalaka, M. S. R. Akther, and G. Naveendrakumar, “Accident hotspots in Southern Expressway of Sri Lanka: Interpolation evaluation using GIS,” </w:t>
-      </w:r>
-      <w:r>
-        <w:rPr>
-          <w:i/>
-          <w:iCs/>
-        </w:rPr>
-        <w:t>Adv. Technol.</w:t>
-      </w:r>
-      <w:r>
-        <w:t>, vol. 1, no. 1, 2021, doi: 10.31357/ait.v1i1.4835.</w:t>
-      </w:r>
-    </w:p>
-    <w:p>
-      <w:pPr>
-        <w:pStyle w:val="references"/>
-        <w:ind w:left="354" w:hanging="354"/>
-      </w:pPr>
-      <w:r>
-        <w:lastRenderedPageBreak/>
         <w:t xml:space="preserve">Department of Census and Statistics, </w:t>
       </w:r>
       <w:r>
